--- a/book/word/Chapter 23 - Twelve Steps.docx
+++ b/book/word/Chapter 23 - Twelve Steps.docx
@@ -374,7 +374,7 @@
         <w:t xml:space="preserve"> </w:t>
       </w:r>
       <w:r>
-        <w:t xml:space="preserve">Stephen Burch . . . voluntarily give . . . permission to search my . . . Samsung</w:t>
+        <w:t xml:space="preserve">Steven Burch . . . voluntarily give . . . permission to search my . . . Samsung</w:t>
       </w:r>
       <w:r>
         <w:t xml:space="preserve"> </w:t>
